--- a/4.质量管理/2.运行记录类文件/040210-客户满意度调查结果分析报告(截止2025年12月).docx
+++ b/4.质量管理/2.运行记录类文件/040210-客户满意度调查结果分析报告(截止2025年12月).docx
@@ -39,7 +39,7 @@
           <w:lang w:val="en-US" w:eastAsia="zh-CN"/>
         </w:rPr>
       </w:pPr>
-      <w:bookmarkStart w:id="0" w:name="_Toc24141"/>
+      <w:bookmarkStart w:id="0" w:name="_Toc21852"/>
       <w:r>
         <w:rPr>
           <w:rFonts w:hint="eastAsia"/>
@@ -66,7 +66,7 @@
           <w:lang w:eastAsia="zh-CN"/>
         </w:rPr>
       </w:pPr>
-      <w:bookmarkStart w:id="1" w:name="_Toc21145"/>
+      <w:bookmarkStart w:id="1" w:name="_Toc7831"/>
       <w:r>
         <w:rPr>
           <w:lang w:eastAsia="zh-CN"/>
@@ -1356,6 +1356,8 @@
               <w:tab w:val="right" w:leader="dot" w:pos="10090"/>
             </w:tabs>
           </w:pPr>
+          <w:bookmarkStart w:id="9" w:name="_GoBack"/>
+          <w:bookmarkEnd w:id="9"/>
           <w:r>
             <w:rPr>
               <w:rFonts w:hint="eastAsia" w:ascii="Microsoft JhengHei" w:hAnsi="Microsoft JhengHei" w:eastAsia="Microsoft JhengHei" w:cs="Microsoft JhengHei"/>
@@ -1397,7 +1399,7 @@
               <w:szCs w:val="24"/>
               <w:lang w:eastAsia="zh-CN"/>
             </w:rPr>
-            <w:instrText xml:space="preserve"> HYPERLINK \l _Toc24141 </w:instrText>
+            <w:instrText xml:space="preserve"> HYPERLINK \l _Toc21852 </w:instrText>
           </w:r>
           <w:r>
             <w:rPr>
@@ -1421,7 +1423,7 @@
             <w:fldChar w:fldCharType="begin"/>
           </w:r>
           <w:r>
-            <w:instrText xml:space="preserve"> PAGEREF _Toc24141 \h </w:instrText>
+            <w:instrText xml:space="preserve"> PAGEREF _Toc21852 \h </w:instrText>
           </w:r>
           <w:r>
             <w:fldChar w:fldCharType="separate"/>
@@ -1462,7 +1464,7 @@
               <w:szCs w:val="24"/>
               <w:lang w:eastAsia="zh-CN"/>
             </w:rPr>
-            <w:instrText xml:space="preserve"> HYPERLINK \l _Toc21145 </w:instrText>
+            <w:instrText xml:space="preserve"> HYPERLINK \l _Toc7831 </w:instrText>
           </w:r>
           <w:r>
             <w:rPr>
@@ -1485,7 +1487,7 @@
             <w:fldChar w:fldCharType="begin"/>
           </w:r>
           <w:r>
-            <w:instrText xml:space="preserve"> PAGEREF _Toc21145 \h </w:instrText>
+            <w:instrText xml:space="preserve"> PAGEREF _Toc7831 \h </w:instrText>
           </w:r>
           <w:r>
             <w:fldChar w:fldCharType="separate"/>
@@ -1526,7 +1528,7 @@
               <w:szCs w:val="24"/>
               <w:lang w:eastAsia="zh-CN"/>
             </w:rPr>
-            <w:instrText xml:space="preserve"> HYPERLINK \l _Toc775 </w:instrText>
+            <w:instrText xml:space="preserve"> HYPERLINK \l _Toc24588 </w:instrText>
           </w:r>
           <w:r>
             <w:rPr>
@@ -1552,7 +1554,7 @@
             <w:fldChar w:fldCharType="begin"/>
           </w:r>
           <w:r>
-            <w:instrText xml:space="preserve"> PAGEREF _Toc775 \h </w:instrText>
+            <w:instrText xml:space="preserve"> PAGEREF _Toc24588 \h </w:instrText>
           </w:r>
           <w:r>
             <w:fldChar w:fldCharType="separate"/>
@@ -1593,7 +1595,7 @@
               <w:szCs w:val="24"/>
               <w:lang w:eastAsia="zh-CN"/>
             </w:rPr>
-            <w:instrText xml:space="preserve"> HYPERLINK \l _Toc25273 </w:instrText>
+            <w:instrText xml:space="preserve"> HYPERLINK \l _Toc2862 </w:instrText>
           </w:r>
           <w:r>
             <w:rPr>
@@ -1619,7 +1621,7 @@
             <w:fldChar w:fldCharType="begin"/>
           </w:r>
           <w:r>
-            <w:instrText xml:space="preserve"> PAGEREF _Toc25273 \h </w:instrText>
+            <w:instrText xml:space="preserve"> PAGEREF _Toc2862 \h </w:instrText>
           </w:r>
           <w:r>
             <w:fldChar w:fldCharType="separate"/>
@@ -1660,7 +1662,7 @@
               <w:szCs w:val="24"/>
               <w:lang w:eastAsia="zh-CN"/>
             </w:rPr>
-            <w:instrText xml:space="preserve"> HYPERLINK \l _Toc26082 </w:instrText>
+            <w:instrText xml:space="preserve"> HYPERLINK \l _Toc9845 </w:instrText>
           </w:r>
           <w:r>
             <w:rPr>
@@ -1686,7 +1688,7 @@
             <w:fldChar w:fldCharType="begin"/>
           </w:r>
           <w:r>
-            <w:instrText xml:space="preserve"> PAGEREF _Toc26082 \h </w:instrText>
+            <w:instrText xml:space="preserve"> PAGEREF _Toc9845 \h </w:instrText>
           </w:r>
           <w:r>
             <w:fldChar w:fldCharType="separate"/>
@@ -1727,7 +1729,7 @@
               <w:szCs w:val="24"/>
               <w:lang w:eastAsia="zh-CN"/>
             </w:rPr>
-            <w:instrText xml:space="preserve"> HYPERLINK \l _Toc22046 </w:instrText>
+            <w:instrText xml:space="preserve"> HYPERLINK \l _Toc32011 </w:instrText>
           </w:r>
           <w:r>
             <w:rPr>
@@ -1753,7 +1755,7 @@
             <w:fldChar w:fldCharType="begin"/>
           </w:r>
           <w:r>
-            <w:instrText xml:space="preserve"> PAGEREF _Toc22046 \h </w:instrText>
+            <w:instrText xml:space="preserve"> PAGEREF _Toc32011 \h </w:instrText>
           </w:r>
           <w:r>
             <w:fldChar w:fldCharType="separate"/>
@@ -1794,7 +1796,7 @@
               <w:szCs w:val="24"/>
               <w:lang w:eastAsia="zh-CN"/>
             </w:rPr>
-            <w:instrText xml:space="preserve"> HYPERLINK \l _Toc14066 </w:instrText>
+            <w:instrText xml:space="preserve"> HYPERLINK \l _Toc17595 </w:instrText>
           </w:r>
           <w:r>
             <w:rPr>
@@ -1824,7 +1826,7 @@
             <w:fldChar w:fldCharType="begin"/>
           </w:r>
           <w:r>
-            <w:instrText xml:space="preserve"> PAGEREF _Toc14066 \h </w:instrText>
+            <w:instrText xml:space="preserve"> PAGEREF _Toc17595 \h </w:instrText>
           </w:r>
           <w:r>
             <w:fldChar w:fldCharType="separate"/>
@@ -1865,7 +1867,7 @@
               <w:szCs w:val="24"/>
               <w:lang w:eastAsia="zh-CN"/>
             </w:rPr>
-            <w:instrText xml:space="preserve"> HYPERLINK \l _Toc25548 </w:instrText>
+            <w:instrText xml:space="preserve"> HYPERLINK \l _Toc32063 </w:instrText>
           </w:r>
           <w:r>
             <w:rPr>
@@ -1895,7 +1897,7 @@
             <w:fldChar w:fldCharType="begin"/>
           </w:r>
           <w:r>
-            <w:instrText xml:space="preserve"> PAGEREF _Toc25548 \h </w:instrText>
+            <w:instrText xml:space="preserve"> PAGEREF _Toc32063 \h </w:instrText>
           </w:r>
           <w:r>
             <w:fldChar w:fldCharType="separate"/>
@@ -1936,7 +1938,7 @@
               <w:szCs w:val="24"/>
               <w:lang w:eastAsia="zh-CN"/>
             </w:rPr>
-            <w:instrText xml:space="preserve"> HYPERLINK \l _Toc873 </w:instrText>
+            <w:instrText xml:space="preserve"> HYPERLINK \l _Toc3878 </w:instrText>
           </w:r>
           <w:r>
             <w:rPr>
@@ -1966,7 +1968,7 @@
             <w:fldChar w:fldCharType="begin"/>
           </w:r>
           <w:r>
-            <w:instrText xml:space="preserve"> PAGEREF _Toc873 \h </w:instrText>
+            <w:instrText xml:space="preserve"> PAGEREF _Toc3878 \h </w:instrText>
           </w:r>
           <w:r>
             <w:fldChar w:fldCharType="separate"/>
@@ -2061,7 +2063,7 @@
         <w:autoSpaceDN w:val="0"/>
         <w:bidi w:val="0"/>
       </w:pPr>
-      <w:bookmarkStart w:id="2" w:name="_Toc775"/>
+      <w:bookmarkStart w:id="2" w:name="_Toc24588"/>
       <w:r>
         <w:t>目的</w:t>
       </w:r>
@@ -2107,7 +2109,7 @@
         <w:autoSpaceDN w:val="0"/>
         <w:bidi w:val="0"/>
       </w:pPr>
-      <w:bookmarkStart w:id="3" w:name="_Toc25273"/>
+      <w:bookmarkStart w:id="3" w:name="_Toc2862"/>
       <w:r>
         <w:t>适用范围</w:t>
       </w:r>
@@ -2153,7 +2155,7 @@
         <w:autoSpaceDN w:val="0"/>
         <w:bidi w:val="0"/>
       </w:pPr>
-      <w:bookmarkStart w:id="4" w:name="_Toc26082"/>
+      <w:bookmarkStart w:id="4" w:name="_Toc9845"/>
       <w:r>
         <w:t>引用文件</w:t>
       </w:r>
@@ -2367,7 +2369,7 @@
         <w:autoSpaceDN w:val="0"/>
         <w:bidi w:val="0"/>
       </w:pPr>
-      <w:bookmarkStart w:id="5" w:name="_Toc22046"/>
+      <w:bookmarkStart w:id="5" w:name="_Toc32011"/>
       <w:r>
         <w:t>术语与定义</w:t>
       </w:r>
@@ -2410,7 +2412,7 @@
           <w:lang w:eastAsia="zh-CN"/>
         </w:rPr>
       </w:pPr>
-      <w:bookmarkStart w:id="6" w:name="_Toc14066"/>
+      <w:bookmarkStart w:id="6" w:name="_Toc17595"/>
       <w:r>
         <w:rPr>
           <w:lang w:eastAsia="zh-CN"/>
@@ -2682,7 +2684,7 @@
           <w:lang w:eastAsia="zh-CN"/>
         </w:rPr>
       </w:pPr>
-      <w:bookmarkStart w:id="7" w:name="_Toc25548"/>
+      <w:bookmarkStart w:id="7" w:name="_Toc32063"/>
       <w:r>
         <w:rPr>
           <w:lang w:eastAsia="zh-CN"/>
@@ -3517,18 +3519,7 @@
                 <w:sz w:val="20"/>
                 <w:lang w:val="en-US" w:eastAsia="zh-CN"/>
               </w:rPr>
-              <w:t>淮安市城市公共交通</w:t>
-            </w:r>
-            <w:bookmarkStart w:id="9" w:name="_GoBack"/>
-            <w:bookmarkEnd w:id="9"/>
-            <w:r>
-              <w:rPr>
-                <w:rFonts w:hint="default"/>
-                <w:spacing w:val="-1"/>
-                <w:sz w:val="20"/>
-                <w:lang w:val="en-US" w:eastAsia="zh-CN"/>
-              </w:rPr>
-              <w:t>有限公司</w:t>
+              <w:t>淮安市城市公共交通有限公司</w:t>
             </w:r>
             <w:r>
               <w:rPr>
@@ -6712,7 +6703,7 @@
           <w:lang w:eastAsia="zh-CN"/>
         </w:rPr>
       </w:pPr>
-      <w:bookmarkStart w:id="8" w:name="_Toc873"/>
+      <w:bookmarkStart w:id="8" w:name="_Toc3878"/>
       <w:r>
         <w:rPr>
           <w:lang w:eastAsia="zh-CN"/>

--- a/4.质量管理/2.运行记录类文件/040210-客户满意度调查结果分析报告(截止2025年12月).docx
+++ b/4.质量管理/2.运行记录类文件/040210-客户满意度调查结果分析报告(截止2025年12月).docx
@@ -39,7 +39,7 @@
           <w:lang w:val="en-US" w:eastAsia="zh-CN"/>
         </w:rPr>
       </w:pPr>
-      <w:bookmarkStart w:id="0" w:name="_Toc21852"/>
+      <w:bookmarkStart w:id="0" w:name="_Toc4998"/>
       <w:r>
         <w:rPr>
           <w:rFonts w:hint="eastAsia"/>
@@ -66,7 +66,7 @@
           <w:lang w:eastAsia="zh-CN"/>
         </w:rPr>
       </w:pPr>
-      <w:bookmarkStart w:id="1" w:name="_Toc7831"/>
+      <w:bookmarkStart w:id="1" w:name="_Toc18170"/>
       <w:r>
         <w:rPr>
           <w:lang w:eastAsia="zh-CN"/>
@@ -109,7 +109,7 @@
           <w:rFonts w:hint="eastAsia"/>
           <w:lang w:val="en-US" w:eastAsia="zh-CN"/>
         </w:rPr>
-        <w:t>14</w:t>
+        <w:t>15</w:t>
       </w:r>
       <w:r>
         <w:t>日</w:t>
@@ -693,7 +693,17 @@
                 <w:sz w:val="24"/>
                 <w:lang w:val="en-US" w:eastAsia="zh-CN"/>
               </w:rPr>
-              <w:t>14</w:t>
+              <w:t>1</w:t>
+            </w:r>
+            <w:r>
+              <w:rPr>
+                <w:rFonts w:hint="eastAsia" w:ascii="宋体" w:hAnsi="宋体" w:cs="宋体"/>
+                <w:b w:val="0"/>
+                <w:bCs w:val="0"/>
+                <w:sz w:val="24"/>
+                <w:lang w:val="en-US" w:eastAsia="zh-CN"/>
+              </w:rPr>
+              <w:t>5</w:t>
             </w:r>
           </w:p>
         </w:tc>
@@ -1356,8 +1366,6 @@
               <w:tab w:val="right" w:leader="dot" w:pos="10090"/>
             </w:tabs>
           </w:pPr>
-          <w:bookmarkStart w:id="9" w:name="_GoBack"/>
-          <w:bookmarkEnd w:id="9"/>
           <w:r>
             <w:rPr>
               <w:rFonts w:hint="eastAsia" w:ascii="Microsoft JhengHei" w:hAnsi="Microsoft JhengHei" w:eastAsia="Microsoft JhengHei" w:cs="Microsoft JhengHei"/>
@@ -1399,7 +1407,7 @@
               <w:szCs w:val="24"/>
               <w:lang w:eastAsia="zh-CN"/>
             </w:rPr>
-            <w:instrText xml:space="preserve"> HYPERLINK \l _Toc21852 </w:instrText>
+            <w:instrText xml:space="preserve"> HYPERLINK \l _Toc4998 </w:instrText>
           </w:r>
           <w:r>
             <w:rPr>
@@ -1423,7 +1431,7 @@
             <w:fldChar w:fldCharType="begin"/>
           </w:r>
           <w:r>
-            <w:instrText xml:space="preserve"> PAGEREF _Toc21852 \h </w:instrText>
+            <w:instrText xml:space="preserve"> PAGEREF _Toc4998 \h </w:instrText>
           </w:r>
           <w:r>
             <w:fldChar w:fldCharType="separate"/>
@@ -1464,7 +1472,7 @@
               <w:szCs w:val="24"/>
               <w:lang w:eastAsia="zh-CN"/>
             </w:rPr>
-            <w:instrText xml:space="preserve"> HYPERLINK \l _Toc7831 </w:instrText>
+            <w:instrText xml:space="preserve"> HYPERLINK \l _Toc18170 </w:instrText>
           </w:r>
           <w:r>
             <w:rPr>
@@ -1487,7 +1495,7 @@
             <w:fldChar w:fldCharType="begin"/>
           </w:r>
           <w:r>
-            <w:instrText xml:space="preserve"> PAGEREF _Toc7831 \h </w:instrText>
+            <w:instrText xml:space="preserve"> PAGEREF _Toc18170 \h </w:instrText>
           </w:r>
           <w:r>
             <w:fldChar w:fldCharType="separate"/>
@@ -1528,7 +1536,7 @@
               <w:szCs w:val="24"/>
               <w:lang w:eastAsia="zh-CN"/>
             </w:rPr>
-            <w:instrText xml:space="preserve"> HYPERLINK \l _Toc24588 </w:instrText>
+            <w:instrText xml:space="preserve"> HYPERLINK \l _Toc13938 </w:instrText>
           </w:r>
           <w:r>
             <w:rPr>
@@ -1554,7 +1562,7 @@
             <w:fldChar w:fldCharType="begin"/>
           </w:r>
           <w:r>
-            <w:instrText xml:space="preserve"> PAGEREF _Toc24588 \h </w:instrText>
+            <w:instrText xml:space="preserve"> PAGEREF _Toc13938 \h </w:instrText>
           </w:r>
           <w:r>
             <w:fldChar w:fldCharType="separate"/>
@@ -1595,7 +1603,7 @@
               <w:szCs w:val="24"/>
               <w:lang w:eastAsia="zh-CN"/>
             </w:rPr>
-            <w:instrText xml:space="preserve"> HYPERLINK \l _Toc2862 </w:instrText>
+            <w:instrText xml:space="preserve"> HYPERLINK \l _Toc28863 </w:instrText>
           </w:r>
           <w:r>
             <w:rPr>
@@ -1621,7 +1629,7 @@
             <w:fldChar w:fldCharType="begin"/>
           </w:r>
           <w:r>
-            <w:instrText xml:space="preserve"> PAGEREF _Toc2862 \h </w:instrText>
+            <w:instrText xml:space="preserve"> PAGEREF _Toc28863 \h </w:instrText>
           </w:r>
           <w:r>
             <w:fldChar w:fldCharType="separate"/>
@@ -1662,7 +1670,7 @@
               <w:szCs w:val="24"/>
               <w:lang w:eastAsia="zh-CN"/>
             </w:rPr>
-            <w:instrText xml:space="preserve"> HYPERLINK \l _Toc9845 </w:instrText>
+            <w:instrText xml:space="preserve"> HYPERLINK \l _Toc29995 </w:instrText>
           </w:r>
           <w:r>
             <w:rPr>
@@ -1688,7 +1696,7 @@
             <w:fldChar w:fldCharType="begin"/>
           </w:r>
           <w:r>
-            <w:instrText xml:space="preserve"> PAGEREF _Toc9845 \h </w:instrText>
+            <w:instrText xml:space="preserve"> PAGEREF _Toc29995 \h </w:instrText>
           </w:r>
           <w:r>
             <w:fldChar w:fldCharType="separate"/>
@@ -1729,7 +1737,7 @@
               <w:szCs w:val="24"/>
               <w:lang w:eastAsia="zh-CN"/>
             </w:rPr>
-            <w:instrText xml:space="preserve"> HYPERLINK \l _Toc32011 </w:instrText>
+            <w:instrText xml:space="preserve"> HYPERLINK \l _Toc9631 </w:instrText>
           </w:r>
           <w:r>
             <w:rPr>
@@ -1755,7 +1763,7 @@
             <w:fldChar w:fldCharType="begin"/>
           </w:r>
           <w:r>
-            <w:instrText xml:space="preserve"> PAGEREF _Toc32011 \h </w:instrText>
+            <w:instrText xml:space="preserve"> PAGEREF _Toc9631 \h </w:instrText>
           </w:r>
           <w:r>
             <w:fldChar w:fldCharType="separate"/>
@@ -1796,7 +1804,7 @@
               <w:szCs w:val="24"/>
               <w:lang w:eastAsia="zh-CN"/>
             </w:rPr>
-            <w:instrText xml:space="preserve"> HYPERLINK \l _Toc17595 </w:instrText>
+            <w:instrText xml:space="preserve"> HYPERLINK \l _Toc5129 </w:instrText>
           </w:r>
           <w:r>
             <w:rPr>
@@ -1826,7 +1834,7 @@
             <w:fldChar w:fldCharType="begin"/>
           </w:r>
           <w:r>
-            <w:instrText xml:space="preserve"> PAGEREF _Toc17595 \h </w:instrText>
+            <w:instrText xml:space="preserve"> PAGEREF _Toc5129 \h </w:instrText>
           </w:r>
           <w:r>
             <w:fldChar w:fldCharType="separate"/>
@@ -1867,7 +1875,7 @@
               <w:szCs w:val="24"/>
               <w:lang w:eastAsia="zh-CN"/>
             </w:rPr>
-            <w:instrText xml:space="preserve"> HYPERLINK \l _Toc32063 </w:instrText>
+            <w:instrText xml:space="preserve"> HYPERLINK \l _Toc24240 </w:instrText>
           </w:r>
           <w:r>
             <w:rPr>
@@ -1897,7 +1905,7 @@
             <w:fldChar w:fldCharType="begin"/>
           </w:r>
           <w:r>
-            <w:instrText xml:space="preserve"> PAGEREF _Toc32063 \h </w:instrText>
+            <w:instrText xml:space="preserve"> PAGEREF _Toc24240 \h </w:instrText>
           </w:r>
           <w:r>
             <w:fldChar w:fldCharType="separate"/>
@@ -1938,7 +1946,7 @@
               <w:szCs w:val="24"/>
               <w:lang w:eastAsia="zh-CN"/>
             </w:rPr>
-            <w:instrText xml:space="preserve"> HYPERLINK \l _Toc3878 </w:instrText>
+            <w:instrText xml:space="preserve"> HYPERLINK \l _Toc15739 </w:instrText>
           </w:r>
           <w:r>
             <w:rPr>
@@ -1968,7 +1976,7 @@
             <w:fldChar w:fldCharType="begin"/>
           </w:r>
           <w:r>
-            <w:instrText xml:space="preserve"> PAGEREF _Toc3878 \h </w:instrText>
+            <w:instrText xml:space="preserve"> PAGEREF _Toc15739 \h </w:instrText>
           </w:r>
           <w:r>
             <w:fldChar w:fldCharType="separate"/>
@@ -2044,7 +2052,7 @@
         </w:rPr>
         <w:sectPr>
           <w:pgSz w:w="11910" w:h="16840"/>
-          <w:pgMar w:top="1580" w:right="900" w:bottom="280" w:left="920" w:header="720" w:footer="720" w:gutter="0"/>
+          <w:pgMar w:top="1440" w:right="1800" w:bottom="1440" w:left="1800" w:header="720" w:footer="720" w:gutter="0"/>
           <w:cols w:space="720" w:num="1"/>
         </w:sectPr>
       </w:pPr>
@@ -2063,7 +2071,7 @@
         <w:autoSpaceDN w:val="0"/>
         <w:bidi w:val="0"/>
       </w:pPr>
-      <w:bookmarkStart w:id="2" w:name="_Toc24588"/>
+      <w:bookmarkStart w:id="2" w:name="_Toc13938"/>
       <w:r>
         <w:t>目的</w:t>
       </w:r>
@@ -2109,7 +2117,7 @@
         <w:autoSpaceDN w:val="0"/>
         <w:bidi w:val="0"/>
       </w:pPr>
-      <w:bookmarkStart w:id="3" w:name="_Toc2862"/>
+      <w:bookmarkStart w:id="3" w:name="_Toc28863"/>
       <w:r>
         <w:t>适用范围</w:t>
       </w:r>
@@ -2155,7 +2163,7 @@
         <w:autoSpaceDN w:val="0"/>
         <w:bidi w:val="0"/>
       </w:pPr>
-      <w:bookmarkStart w:id="4" w:name="_Toc9845"/>
+      <w:bookmarkStart w:id="4" w:name="_Toc29995"/>
       <w:r>
         <w:t>引用文件</w:t>
       </w:r>
@@ -2369,7 +2377,7 @@
         <w:autoSpaceDN w:val="0"/>
         <w:bidi w:val="0"/>
       </w:pPr>
-      <w:bookmarkStart w:id="5" w:name="_Toc32011"/>
+      <w:bookmarkStart w:id="5" w:name="_Toc9631"/>
       <w:r>
         <w:t>术语与定义</w:t>
       </w:r>
@@ -2412,7 +2420,7 @@
           <w:lang w:eastAsia="zh-CN"/>
         </w:rPr>
       </w:pPr>
-      <w:bookmarkStart w:id="6" w:name="_Toc17595"/>
+      <w:bookmarkStart w:id="6" w:name="_Toc5129"/>
       <w:r>
         <w:rPr>
           <w:lang w:eastAsia="zh-CN"/>
@@ -2540,9 +2548,18 @@
       </w:pPr>
       <w:r>
         <w:rPr>
+          <w:rFonts w:hint="eastAsia"/>
+          <w:lang w:val="en-US" w:eastAsia="zh-CN"/>
+        </w:rPr>
+        <w:t>客户</w:t>
+      </w:r>
+      <w:bookmarkStart w:id="9" w:name="_GoBack"/>
+      <w:bookmarkEnd w:id="9"/>
+      <w:r>
+        <w:rPr>
           <w:lang w:eastAsia="zh-CN"/>
         </w:rPr>
-        <w:t>顾客评分总分为 100 分，表示顾客非常满意；</w:t>
+        <w:t>评分总分为 100 分，表示顾客非常满意；</w:t>
       </w:r>
     </w:p>
     <w:p>
@@ -2662,7 +2679,7 @@
         </w:rPr>
         <w:sectPr>
           <w:pgSz w:w="11910" w:h="16840"/>
-          <w:pgMar w:top="1720" w:right="900" w:bottom="280" w:left="920" w:header="720" w:footer="720" w:gutter="0"/>
+          <w:pgMar w:top="1440" w:right="1800" w:bottom="1440" w:left="1800" w:header="720" w:footer="720" w:gutter="0"/>
           <w:cols w:space="720" w:num="1"/>
         </w:sectPr>
       </w:pPr>
@@ -2684,7 +2701,7 @@
           <w:lang w:eastAsia="zh-CN"/>
         </w:rPr>
       </w:pPr>
-      <w:bookmarkStart w:id="7" w:name="_Toc32063"/>
+      <w:bookmarkStart w:id="7" w:name="_Toc24240"/>
       <w:r>
         <w:rPr>
           <w:lang w:eastAsia="zh-CN"/>
@@ -6703,7 +6720,7 @@
           <w:lang w:eastAsia="zh-CN"/>
         </w:rPr>
       </w:pPr>
-      <w:bookmarkStart w:id="8" w:name="_Toc3878"/>
+      <w:bookmarkStart w:id="8" w:name="_Toc15739"/>
       <w:r>
         <w:rPr>
           <w:lang w:eastAsia="zh-CN"/>

--- a/4.质量管理/2.运行记录类文件/040210-客户满意度调查结果分析报告(截止2025年12月).docx
+++ b/4.质量管理/2.运行记录类文件/040210-客户满意度调查结果分析报告(截止2025年12月).docx
@@ -39,7 +39,7 @@
           <w:lang w:val="en-US" w:eastAsia="zh-CN"/>
         </w:rPr>
       </w:pPr>
-      <w:bookmarkStart w:id="0" w:name="_Toc4998"/>
+      <w:bookmarkStart w:id="0" w:name="_Toc11481"/>
       <w:r>
         <w:rPr>
           <w:rFonts w:hint="eastAsia"/>
@@ -66,7 +66,7 @@
           <w:lang w:eastAsia="zh-CN"/>
         </w:rPr>
       </w:pPr>
-      <w:bookmarkStart w:id="1" w:name="_Toc18170"/>
+      <w:bookmarkStart w:id="1" w:name="_Toc11056"/>
       <w:r>
         <w:rPr>
           <w:lang w:eastAsia="zh-CN"/>
@@ -1363,9 +1363,11 @@
           <w:pPr>
             <w:pStyle w:val="16"/>
             <w:tabs>
-              <w:tab w:val="right" w:leader="dot" w:pos="10090"/>
+              <w:tab w:val="right" w:leader="dot" w:pos="8310"/>
             </w:tabs>
           </w:pPr>
+          <w:bookmarkStart w:id="10" w:name="_GoBack"/>
+          <w:bookmarkEnd w:id="10"/>
           <w:r>
             <w:rPr>
               <w:rFonts w:hint="eastAsia" w:ascii="Microsoft JhengHei" w:hAnsi="Microsoft JhengHei" w:eastAsia="Microsoft JhengHei" w:cs="Microsoft JhengHei"/>
@@ -1407,7 +1409,7 @@
               <w:szCs w:val="24"/>
               <w:lang w:eastAsia="zh-CN"/>
             </w:rPr>
-            <w:instrText xml:space="preserve"> HYPERLINK \l _Toc4998 </w:instrText>
+            <w:instrText xml:space="preserve"> HYPERLINK \l _Toc11481 </w:instrText>
           </w:r>
           <w:r>
             <w:rPr>
@@ -1431,7 +1433,7 @@
             <w:fldChar w:fldCharType="begin"/>
           </w:r>
           <w:r>
-            <w:instrText xml:space="preserve"> PAGEREF _Toc4998 \h </w:instrText>
+            <w:instrText xml:space="preserve"> PAGEREF _Toc11481 \h </w:instrText>
           </w:r>
           <w:r>
             <w:fldChar w:fldCharType="separate"/>
@@ -1455,7 +1457,7 @@
           <w:pPr>
             <w:pStyle w:val="16"/>
             <w:tabs>
-              <w:tab w:val="right" w:leader="dot" w:pos="10090"/>
+              <w:tab w:val="right" w:leader="dot" w:pos="8310"/>
             </w:tabs>
           </w:pPr>
           <w:r>
@@ -1472,7 +1474,7 @@
               <w:szCs w:val="24"/>
               <w:lang w:eastAsia="zh-CN"/>
             </w:rPr>
-            <w:instrText xml:space="preserve"> HYPERLINK \l _Toc18170 </w:instrText>
+            <w:instrText xml:space="preserve"> HYPERLINK \l _Toc11056 </w:instrText>
           </w:r>
           <w:r>
             <w:rPr>
@@ -1495,7 +1497,7 @@
             <w:fldChar w:fldCharType="begin"/>
           </w:r>
           <w:r>
-            <w:instrText xml:space="preserve"> PAGEREF _Toc18170 \h </w:instrText>
+            <w:instrText xml:space="preserve"> PAGEREF _Toc11056 \h </w:instrText>
           </w:r>
           <w:r>
             <w:fldChar w:fldCharType="separate"/>
@@ -1519,7 +1521,7 @@
           <w:pPr>
             <w:pStyle w:val="16"/>
             <w:tabs>
-              <w:tab w:val="right" w:leader="dot" w:pos="10090"/>
+              <w:tab w:val="right" w:leader="dot" w:pos="8310"/>
             </w:tabs>
           </w:pPr>
           <w:r>
@@ -1536,7 +1538,7 @@
               <w:szCs w:val="24"/>
               <w:lang w:eastAsia="zh-CN"/>
             </w:rPr>
-            <w:instrText xml:space="preserve"> HYPERLINK \l _Toc13938 </w:instrText>
+            <w:instrText xml:space="preserve"> HYPERLINK \l _Toc19304 </w:instrText>
           </w:r>
           <w:r>
             <w:rPr>
@@ -1562,7 +1564,7 @@
             <w:fldChar w:fldCharType="begin"/>
           </w:r>
           <w:r>
-            <w:instrText xml:space="preserve"> PAGEREF _Toc13938 \h </w:instrText>
+            <w:instrText xml:space="preserve"> PAGEREF _Toc19304 \h </w:instrText>
           </w:r>
           <w:r>
             <w:fldChar w:fldCharType="separate"/>
@@ -1586,7 +1588,7 @@
           <w:pPr>
             <w:pStyle w:val="16"/>
             <w:tabs>
-              <w:tab w:val="right" w:leader="dot" w:pos="10090"/>
+              <w:tab w:val="right" w:leader="dot" w:pos="8310"/>
             </w:tabs>
           </w:pPr>
           <w:r>
@@ -1603,7 +1605,7 @@
               <w:szCs w:val="24"/>
               <w:lang w:eastAsia="zh-CN"/>
             </w:rPr>
-            <w:instrText xml:space="preserve"> HYPERLINK \l _Toc28863 </w:instrText>
+            <w:instrText xml:space="preserve"> HYPERLINK \l _Toc30395 </w:instrText>
           </w:r>
           <w:r>
             <w:rPr>
@@ -1629,7 +1631,7 @@
             <w:fldChar w:fldCharType="begin"/>
           </w:r>
           <w:r>
-            <w:instrText xml:space="preserve"> PAGEREF _Toc28863 \h </w:instrText>
+            <w:instrText xml:space="preserve"> PAGEREF _Toc30395 \h </w:instrText>
           </w:r>
           <w:r>
             <w:fldChar w:fldCharType="separate"/>
@@ -1653,7 +1655,7 @@
           <w:pPr>
             <w:pStyle w:val="16"/>
             <w:tabs>
-              <w:tab w:val="right" w:leader="dot" w:pos="10090"/>
+              <w:tab w:val="right" w:leader="dot" w:pos="8310"/>
             </w:tabs>
           </w:pPr>
           <w:r>
@@ -1670,7 +1672,7 @@
               <w:szCs w:val="24"/>
               <w:lang w:eastAsia="zh-CN"/>
             </w:rPr>
-            <w:instrText xml:space="preserve"> HYPERLINK \l _Toc29995 </w:instrText>
+            <w:instrText xml:space="preserve"> HYPERLINK \l _Toc30650 </w:instrText>
           </w:r>
           <w:r>
             <w:rPr>
@@ -1696,7 +1698,7 @@
             <w:fldChar w:fldCharType="begin"/>
           </w:r>
           <w:r>
-            <w:instrText xml:space="preserve"> PAGEREF _Toc29995 \h </w:instrText>
+            <w:instrText xml:space="preserve"> PAGEREF _Toc30650 \h </w:instrText>
           </w:r>
           <w:r>
             <w:fldChar w:fldCharType="separate"/>
@@ -1720,7 +1722,7 @@
           <w:pPr>
             <w:pStyle w:val="16"/>
             <w:tabs>
-              <w:tab w:val="right" w:leader="dot" w:pos="10090"/>
+              <w:tab w:val="right" w:leader="dot" w:pos="8310"/>
             </w:tabs>
           </w:pPr>
           <w:r>
@@ -1737,7 +1739,7 @@
               <w:szCs w:val="24"/>
               <w:lang w:eastAsia="zh-CN"/>
             </w:rPr>
-            <w:instrText xml:space="preserve"> HYPERLINK \l _Toc9631 </w:instrText>
+            <w:instrText xml:space="preserve"> HYPERLINK \l _Toc14083 </w:instrText>
           </w:r>
           <w:r>
             <w:rPr>
@@ -1763,7 +1765,7 @@
             <w:fldChar w:fldCharType="begin"/>
           </w:r>
           <w:r>
-            <w:instrText xml:space="preserve"> PAGEREF _Toc9631 \h </w:instrText>
+            <w:instrText xml:space="preserve"> PAGEREF _Toc14083 \h </w:instrText>
           </w:r>
           <w:r>
             <w:fldChar w:fldCharType="separate"/>
@@ -1787,7 +1789,7 @@
           <w:pPr>
             <w:pStyle w:val="16"/>
             <w:tabs>
-              <w:tab w:val="right" w:leader="dot" w:pos="10090"/>
+              <w:tab w:val="right" w:leader="dot" w:pos="8310"/>
             </w:tabs>
           </w:pPr>
           <w:r>
@@ -1804,7 +1806,7 @@
               <w:szCs w:val="24"/>
               <w:lang w:eastAsia="zh-CN"/>
             </w:rPr>
-            <w:instrText xml:space="preserve"> HYPERLINK \l _Toc5129 </w:instrText>
+            <w:instrText xml:space="preserve"> HYPERLINK \l _Toc4298 </w:instrText>
           </w:r>
           <w:r>
             <w:rPr>
@@ -1834,7 +1836,7 @@
             <w:fldChar w:fldCharType="begin"/>
           </w:r>
           <w:r>
-            <w:instrText xml:space="preserve"> PAGEREF _Toc5129 \h </w:instrText>
+            <w:instrText xml:space="preserve"> PAGEREF _Toc4298 \h </w:instrText>
           </w:r>
           <w:r>
             <w:fldChar w:fldCharType="separate"/>
@@ -1858,7 +1860,7 @@
           <w:pPr>
             <w:pStyle w:val="16"/>
             <w:tabs>
-              <w:tab w:val="right" w:leader="dot" w:pos="10090"/>
+              <w:tab w:val="right" w:leader="dot" w:pos="8310"/>
             </w:tabs>
           </w:pPr>
           <w:r>
@@ -1875,7 +1877,7 @@
               <w:szCs w:val="24"/>
               <w:lang w:eastAsia="zh-CN"/>
             </w:rPr>
-            <w:instrText xml:space="preserve"> HYPERLINK \l _Toc24240 </w:instrText>
+            <w:instrText xml:space="preserve"> HYPERLINK \l _Toc24896 </w:instrText>
           </w:r>
           <w:r>
             <w:rPr>
@@ -1905,7 +1907,7 @@
             <w:fldChar w:fldCharType="begin"/>
           </w:r>
           <w:r>
-            <w:instrText xml:space="preserve"> PAGEREF _Toc24240 \h </w:instrText>
+            <w:instrText xml:space="preserve"> PAGEREF _Toc24896 \h </w:instrText>
           </w:r>
           <w:r>
             <w:fldChar w:fldCharType="separate"/>
@@ -1929,7 +1931,7 @@
           <w:pPr>
             <w:pStyle w:val="16"/>
             <w:tabs>
-              <w:tab w:val="right" w:leader="dot" w:pos="10090"/>
+              <w:tab w:val="right" w:leader="dot" w:pos="8310"/>
             </w:tabs>
           </w:pPr>
           <w:r>
@@ -1946,7 +1948,7 @@
               <w:szCs w:val="24"/>
               <w:lang w:eastAsia="zh-CN"/>
             </w:rPr>
-            <w:instrText xml:space="preserve"> HYPERLINK \l _Toc15739 </w:instrText>
+            <w:instrText xml:space="preserve"> HYPERLINK \l _Toc10346 </w:instrText>
           </w:r>
           <w:r>
             <w:rPr>
@@ -1976,7 +1978,79 @@
             <w:fldChar w:fldCharType="begin"/>
           </w:r>
           <w:r>
-            <w:instrText xml:space="preserve"> PAGEREF _Toc15739 \h </w:instrText>
+            <w:instrText xml:space="preserve"> PAGEREF _Toc10346 \h </w:instrText>
+          </w:r>
+          <w:r>
+            <w:fldChar w:fldCharType="separate"/>
+          </w:r>
+          <w:r>
+            <w:t>6</w:t>
+          </w:r>
+          <w:r>
+            <w:fldChar w:fldCharType="end"/>
+          </w:r>
+          <w:r>
+            <w:rPr>
+              <w:rFonts w:hint="eastAsia" w:ascii="Microsoft JhengHei" w:hAnsi="Microsoft JhengHei" w:eastAsia="Microsoft JhengHei" w:cs="Microsoft JhengHei"/>
+              <w:szCs w:val="24"/>
+              <w:lang w:eastAsia="zh-CN"/>
+            </w:rPr>
+            <w:fldChar w:fldCharType="end"/>
+          </w:r>
+        </w:p>
+        <w:p>
+          <w:pPr>
+            <w:pStyle w:val="16"/>
+            <w:tabs>
+              <w:tab w:val="right" w:leader="dot" w:pos="8310"/>
+            </w:tabs>
+          </w:pPr>
+          <w:r>
+            <w:rPr>
+              <w:rFonts w:hint="eastAsia" w:ascii="Microsoft JhengHei" w:hAnsi="Microsoft JhengHei" w:eastAsia="Microsoft JhengHei" w:cs="Microsoft JhengHei"/>
+              <w:szCs w:val="24"/>
+              <w:lang w:eastAsia="zh-CN"/>
+            </w:rPr>
+            <w:fldChar w:fldCharType="begin"/>
+          </w:r>
+          <w:r>
+            <w:rPr>
+              <w:rFonts w:hint="eastAsia" w:ascii="Microsoft JhengHei" w:hAnsi="Microsoft JhengHei" w:eastAsia="Microsoft JhengHei" w:cs="Microsoft JhengHei"/>
+              <w:szCs w:val="24"/>
+              <w:lang w:eastAsia="zh-CN"/>
+            </w:rPr>
+            <w:instrText xml:space="preserve"> HYPERLINK \l _Toc29558 </w:instrText>
+          </w:r>
+          <w:r>
+            <w:rPr>
+              <w:rFonts w:hint="eastAsia" w:ascii="Microsoft JhengHei" w:hAnsi="Microsoft JhengHei" w:eastAsia="Microsoft JhengHei" w:cs="Microsoft JhengHei"/>
+              <w:szCs w:val="24"/>
+              <w:lang w:eastAsia="zh-CN"/>
+            </w:rPr>
+            <w:fldChar w:fldCharType="separate"/>
+          </w:r>
+          <w:r>
+            <w:rPr>
+              <w:rFonts w:hint="default"/>
+              <w:lang w:val="en-US" w:eastAsia="zh-CN"/>
+            </w:rPr>
+            <w:t xml:space="preserve">8. </w:t>
+          </w:r>
+          <w:r>
+            <w:rPr>
+              <w:rFonts w:hint="eastAsia"/>
+              <w:lang w:val="en-US" w:eastAsia="zh-CN"/>
+            </w:rPr>
+            <w:t>改进措施与行动计划</w:t>
+          </w:r>
+          <w:r>
+            <w:tab/>
+          </w:r>
+          <w:r>
+            <w:fldChar w:fldCharType="begin"/>
+          </w:r>
+          <w:r>
+            <w:instrText xml:space="preserve"> PAGEREF _Toc29558 \h </w:instrText>
           </w:r>
           <w:r>
             <w:fldChar w:fldCharType="separate"/>
@@ -2071,7 +2145,7 @@
         <w:autoSpaceDN w:val="0"/>
         <w:bidi w:val="0"/>
       </w:pPr>
-      <w:bookmarkStart w:id="2" w:name="_Toc13938"/>
+      <w:bookmarkStart w:id="2" w:name="_Toc19304"/>
       <w:r>
         <w:t>目的</w:t>
       </w:r>
@@ -2117,7 +2191,7 @@
         <w:autoSpaceDN w:val="0"/>
         <w:bidi w:val="0"/>
       </w:pPr>
-      <w:bookmarkStart w:id="3" w:name="_Toc28863"/>
+      <w:bookmarkStart w:id="3" w:name="_Toc30395"/>
       <w:r>
         <w:t>适用范围</w:t>
       </w:r>
@@ -2163,7 +2237,7 @@
         <w:autoSpaceDN w:val="0"/>
         <w:bidi w:val="0"/>
       </w:pPr>
-      <w:bookmarkStart w:id="4" w:name="_Toc29995"/>
+      <w:bookmarkStart w:id="4" w:name="_Toc30650"/>
       <w:r>
         <w:t>引用文件</w:t>
       </w:r>
@@ -2377,7 +2451,7 @@
         <w:autoSpaceDN w:val="0"/>
         <w:bidi w:val="0"/>
       </w:pPr>
-      <w:bookmarkStart w:id="5" w:name="_Toc9631"/>
+      <w:bookmarkStart w:id="5" w:name="_Toc14083"/>
       <w:r>
         <w:t>术语与定义</w:t>
       </w:r>
@@ -2420,7 +2494,7 @@
           <w:lang w:eastAsia="zh-CN"/>
         </w:rPr>
       </w:pPr>
-      <w:bookmarkStart w:id="6" w:name="_Toc5129"/>
+      <w:bookmarkStart w:id="6" w:name="_Toc4298"/>
       <w:r>
         <w:rPr>
           <w:lang w:eastAsia="zh-CN"/>
@@ -2553,8 +2627,6 @@
         </w:rPr>
         <w:t>客户</w:t>
       </w:r>
-      <w:bookmarkStart w:id="9" w:name="_GoBack"/>
-      <w:bookmarkEnd w:id="9"/>
       <w:r>
         <w:rPr>
           <w:lang w:eastAsia="zh-CN"/>
@@ -2701,7 +2773,7 @@
           <w:lang w:eastAsia="zh-CN"/>
         </w:rPr>
       </w:pPr>
-      <w:bookmarkStart w:id="7" w:name="_Toc24240"/>
+      <w:bookmarkStart w:id="7" w:name="_Toc24896"/>
       <w:r>
         <w:rPr>
           <w:lang w:eastAsia="zh-CN"/>
@@ -6720,7 +6792,7 @@
           <w:lang w:eastAsia="zh-CN"/>
         </w:rPr>
       </w:pPr>
-      <w:bookmarkStart w:id="8" w:name="_Toc15739"/>
+      <w:bookmarkStart w:id="8" w:name="_Toc10346"/>
       <w:r>
         <w:rPr>
           <w:lang w:eastAsia="zh-CN"/>
@@ -7542,18 +7614,21 @@
         <w:ind w:left="0" w:right="0" w:firstLine="456" w:firstLineChars="200"/>
         <w:textAlignment w:val="auto"/>
         <w:rPr>
-          <w:spacing w:val="-6"/>
-          <w:lang w:eastAsia="zh-CN"/>
-        </w:rPr>
-      </w:pPr>
-      <w:r>
-        <w:rPr>
           <w:rFonts w:hint="eastAsia" w:ascii="宋体" w:hAnsi="宋体" w:eastAsia="宋体" w:cs="宋体"/>
           <w:spacing w:val="-6"/>
           <w:sz w:val="24"/>
           <w:szCs w:val="24"/>
           <w:lang w:eastAsia="zh-CN"/>
         </w:rPr>
+      </w:pPr>
+      <w:r>
+        <w:rPr>
+          <w:rFonts w:hint="eastAsia" w:ascii="宋体" w:hAnsi="宋体" w:eastAsia="宋体" w:cs="宋体"/>
+          <w:spacing w:val="-6"/>
+          <w:sz w:val="24"/>
+          <w:szCs w:val="24"/>
+          <w:lang w:eastAsia="zh-CN"/>
+        </w:rPr>
         <w:t>之后</w:t>
       </w:r>
       <w:r>
@@ -7575,6 +7650,121 @@
           <w:lang w:eastAsia="zh-CN"/>
         </w:rPr>
         <w:t>会继续向客户征询调查问卷，并对调查问卷的数据进行统计分析，从而进一步提升本公司各方面服务水平，更好的服务于客户。</w:t>
+      </w:r>
+    </w:p>
+    <w:p>
+      <w:pPr>
+        <w:pStyle w:val="29"/>
+        <w:bidi w:val="0"/>
+        <w:rPr>
+          <w:rFonts w:hint="default"/>
+          <w:lang w:val="en-US" w:eastAsia="zh-CN"/>
+        </w:rPr>
+      </w:pPr>
+      <w:bookmarkStart w:id="9" w:name="_Toc29558"/>
+      <w:r>
+        <w:rPr>
+          <w:rFonts w:hint="eastAsia"/>
+          <w:lang w:val="en-US" w:eastAsia="zh-CN"/>
+        </w:rPr>
+        <w:t>改进措施与行动计划</w:t>
+      </w:r>
+      <w:bookmarkEnd w:id="9"/>
+    </w:p>
+    <w:p>
+      <w:pPr>
+        <w:pStyle w:val="30"/>
+        <w:rPr>
+          <w:rFonts w:hint="default"/>
+          <w:lang w:val="en-US" w:eastAsia="zh-CN"/>
+        </w:rPr>
+      </w:pPr>
+      <w:r>
+        <w:rPr>
+          <w:rFonts w:hint="default"/>
+          <w:lang w:val="en-US" w:eastAsia="zh-CN"/>
+        </w:rPr>
+        <w:t>针对本次客户满意度调查反映出的问题，为持续提升服务质量，运维部将协同相关部门制定并落实以下改进措施：</w:t>
+      </w:r>
+    </w:p>
+    <w:p>
+      <w:pPr>
+        <w:pStyle w:val="30"/>
+        <w:rPr>
+          <w:rFonts w:hint="default"/>
+          <w:lang w:val="en-US" w:eastAsia="zh-CN"/>
+        </w:rPr>
+      </w:pPr>
+      <w:r>
+        <w:rPr>
+          <w:rFonts w:hint="default"/>
+          <w:lang w:val="en-US" w:eastAsia="zh-CN"/>
+        </w:rPr>
+        <w:t>第一，针对服务台用语不规范导致分数偏低的问题，将由服务台负责人牵头，组织全体服务台人员开展专项培训，重点规范电话回访及日常沟通用语，后续将不定期抽查录音，确保服务规范性得到提升。</w:t>
+      </w:r>
+    </w:p>
+    <w:p>
+      <w:pPr>
+        <w:pStyle w:val="30"/>
+        <w:rPr>
+          <w:rFonts w:hint="default"/>
+          <w:lang w:val="en-US" w:eastAsia="zh-CN"/>
+        </w:rPr>
+      </w:pPr>
+      <w:r>
+        <w:rPr>
+          <w:rFonts w:hint="default"/>
+          <w:lang w:val="en-US" w:eastAsia="zh-CN"/>
+        </w:rPr>
+        <w:t>第二，针对公司内部合同流程过长、导致客户等待的情况，将加快推动合同管理电子化流程的上线应用，优化审批节点，减少不必要的流转环节，提高合同处理效率，避免因内部流程影响客户体验。</w:t>
+      </w:r>
+    </w:p>
+    <w:p>
+      <w:pPr>
+        <w:pStyle w:val="30"/>
+        <w:rPr>
+          <w:rFonts w:hint="default"/>
+          <w:lang w:val="en-US" w:eastAsia="zh-CN"/>
+        </w:rPr>
+      </w:pPr>
+      <w:r>
+        <w:rPr>
+          <w:rFonts w:hint="default"/>
+          <w:lang w:val="en-US" w:eastAsia="zh-CN"/>
+        </w:rPr>
+        <w:t>第三，针对与客户沟通汇报不及时的问题，将建立定期客户回访机制，明确专属客户接口人，规范项目沟通纪要模板，确保客户需求及问题能够得到及时响应和跟进。</w:t>
+      </w:r>
+    </w:p>
+    <w:p>
+      <w:pPr>
+        <w:pStyle w:val="30"/>
+        <w:rPr>
+          <w:rFonts w:hint="default"/>
+          <w:lang w:val="en-US" w:eastAsia="zh-CN"/>
+        </w:rPr>
+      </w:pPr>
+      <w:r>
+        <w:rPr>
+          <w:rFonts w:hint="default"/>
+          <w:lang w:val="en-US" w:eastAsia="zh-CN"/>
+        </w:rPr>
+        <w:t>第四，针对服务台服务水平得分较低的情况，由服务台负责人进行集体培训来提高服务台人员的用语规范性，从而提高用户的整体满意度。</w:t>
+      </w:r>
+    </w:p>
+    <w:p>
+      <w:pPr>
+        <w:pStyle w:val="30"/>
+        <w:rPr>
+          <w:rFonts w:hint="default"/>
+          <w:lang w:val="en-US" w:eastAsia="zh-CN"/>
+        </w:rPr>
+      </w:pPr>
+      <w:r>
+        <w:rPr>
+          <w:rFonts w:hint="default"/>
+          <w:lang w:val="en-US" w:eastAsia="zh-CN"/>
+        </w:rPr>
+        <w:t>以上改进措施将明确责任部门及完成时限，并由质控组负责跟踪落实，确保各项问题得到有效整改，推动公司整体服务水平持续提升。</w:t>
       </w:r>
     </w:p>
     <w:p>

--- a/4.质量管理/2.运行记录类文件/040210-客户满意度调查结果分析报告(截止2025年12月).docx
+++ b/4.质量管理/2.运行记录类文件/040210-客户满意度调查结果分析报告(截止2025年12月).docx
@@ -39,7 +39,7 @@
           <w:lang w:val="en-US" w:eastAsia="zh-CN"/>
         </w:rPr>
       </w:pPr>
-      <w:bookmarkStart w:id="0" w:name="_Toc11481"/>
+      <w:bookmarkStart w:id="0" w:name="_Toc8240"/>
       <w:r>
         <w:rPr>
           <w:rFonts w:hint="eastAsia"/>
@@ -66,7 +66,7 @@
           <w:lang w:eastAsia="zh-CN"/>
         </w:rPr>
       </w:pPr>
-      <w:bookmarkStart w:id="1" w:name="_Toc11056"/>
+      <w:bookmarkStart w:id="1" w:name="_Toc28899"/>
       <w:r>
         <w:rPr>
           <w:lang w:eastAsia="zh-CN"/>
@@ -1409,7 +1409,7 @@
               <w:szCs w:val="24"/>
               <w:lang w:eastAsia="zh-CN"/>
             </w:rPr>
-            <w:instrText xml:space="preserve"> HYPERLINK \l _Toc11481 </w:instrText>
+            <w:instrText xml:space="preserve"> HYPERLINK \l _Toc8240 </w:instrText>
           </w:r>
           <w:r>
             <w:rPr>
@@ -1433,7 +1433,7 @@
             <w:fldChar w:fldCharType="begin"/>
           </w:r>
           <w:r>
-            <w:instrText xml:space="preserve"> PAGEREF _Toc11481 \h </w:instrText>
+            <w:instrText xml:space="preserve"> PAGEREF _Toc8240 \h </w:instrText>
           </w:r>
           <w:r>
             <w:fldChar w:fldCharType="separate"/>
@@ -1474,7 +1474,7 @@
               <w:szCs w:val="24"/>
               <w:lang w:eastAsia="zh-CN"/>
             </w:rPr>
-            <w:instrText xml:space="preserve"> HYPERLINK \l _Toc11056 </w:instrText>
+            <w:instrText xml:space="preserve"> HYPERLINK \l _Toc28899 </w:instrText>
           </w:r>
           <w:r>
             <w:rPr>
@@ -1497,7 +1497,7 @@
             <w:fldChar w:fldCharType="begin"/>
           </w:r>
           <w:r>
-            <w:instrText xml:space="preserve"> PAGEREF _Toc11056 \h </w:instrText>
+            <w:instrText xml:space="preserve"> PAGEREF _Toc28899 \h </w:instrText>
           </w:r>
           <w:r>
             <w:fldChar w:fldCharType="separate"/>
@@ -1538,7 +1538,7 @@
               <w:szCs w:val="24"/>
               <w:lang w:eastAsia="zh-CN"/>
             </w:rPr>
-            <w:instrText xml:space="preserve"> HYPERLINK \l _Toc19304 </w:instrText>
+            <w:instrText xml:space="preserve"> HYPERLINK \l _Toc7446 </w:instrText>
           </w:r>
           <w:r>
             <w:rPr>
@@ -1564,7 +1564,7 @@
             <w:fldChar w:fldCharType="begin"/>
           </w:r>
           <w:r>
-            <w:instrText xml:space="preserve"> PAGEREF _Toc19304 \h </w:instrText>
+            <w:instrText xml:space="preserve"> PAGEREF _Toc7446 \h </w:instrText>
           </w:r>
           <w:r>
             <w:fldChar w:fldCharType="separate"/>
@@ -1605,7 +1605,7 @@
               <w:szCs w:val="24"/>
               <w:lang w:eastAsia="zh-CN"/>
             </w:rPr>
-            <w:instrText xml:space="preserve"> HYPERLINK \l _Toc30395 </w:instrText>
+            <w:instrText xml:space="preserve"> HYPERLINK \l _Toc21383 </w:instrText>
           </w:r>
           <w:r>
             <w:rPr>
@@ -1631,7 +1631,7 @@
             <w:fldChar w:fldCharType="begin"/>
           </w:r>
           <w:r>
-            <w:instrText xml:space="preserve"> PAGEREF _Toc30395 \h </w:instrText>
+            <w:instrText xml:space="preserve"> PAGEREF _Toc21383 \h </w:instrText>
           </w:r>
           <w:r>
             <w:fldChar w:fldCharType="separate"/>
@@ -1672,7 +1672,7 @@
               <w:szCs w:val="24"/>
               <w:lang w:eastAsia="zh-CN"/>
             </w:rPr>
-            <w:instrText xml:space="preserve"> HYPERLINK \l _Toc30650 </w:instrText>
+            <w:instrText xml:space="preserve"> HYPERLINK \l _Toc32069 </w:instrText>
           </w:r>
           <w:r>
             <w:rPr>
@@ -1698,7 +1698,7 @@
             <w:fldChar w:fldCharType="begin"/>
           </w:r>
           <w:r>
-            <w:instrText xml:space="preserve"> PAGEREF _Toc30650 \h </w:instrText>
+            <w:instrText xml:space="preserve"> PAGEREF _Toc32069 \h </w:instrText>
           </w:r>
           <w:r>
             <w:fldChar w:fldCharType="separate"/>
@@ -1739,7 +1739,7 @@
               <w:szCs w:val="24"/>
               <w:lang w:eastAsia="zh-CN"/>
             </w:rPr>
-            <w:instrText xml:space="preserve"> HYPERLINK \l _Toc14083 </w:instrText>
+            <w:instrText xml:space="preserve"> HYPERLINK \l _Toc24132 </w:instrText>
           </w:r>
           <w:r>
             <w:rPr>
@@ -1765,7 +1765,7 @@
             <w:fldChar w:fldCharType="begin"/>
           </w:r>
           <w:r>
-            <w:instrText xml:space="preserve"> PAGEREF _Toc14083 \h </w:instrText>
+            <w:instrText xml:space="preserve"> PAGEREF _Toc24132 \h </w:instrText>
           </w:r>
           <w:r>
             <w:fldChar w:fldCharType="separate"/>
@@ -1806,7 +1806,7 @@
               <w:szCs w:val="24"/>
               <w:lang w:eastAsia="zh-CN"/>
             </w:rPr>
-            <w:instrText xml:space="preserve"> HYPERLINK \l _Toc4298 </w:instrText>
+            <w:instrText xml:space="preserve"> HYPERLINK \l _Toc4176 </w:instrText>
           </w:r>
           <w:r>
             <w:rPr>
@@ -1836,7 +1836,7 @@
             <w:fldChar w:fldCharType="begin"/>
           </w:r>
           <w:r>
-            <w:instrText xml:space="preserve"> PAGEREF _Toc4298 \h </w:instrText>
+            <w:instrText xml:space="preserve"> PAGEREF _Toc4176 \h </w:instrText>
           </w:r>
           <w:r>
             <w:fldChar w:fldCharType="separate"/>
@@ -1877,7 +1877,7 @@
               <w:szCs w:val="24"/>
               <w:lang w:eastAsia="zh-CN"/>
             </w:rPr>
-            <w:instrText xml:space="preserve"> HYPERLINK \l _Toc24896 </w:instrText>
+            <w:instrText xml:space="preserve"> HYPERLINK \l _Toc27652 </w:instrText>
           </w:r>
           <w:r>
             <w:rPr>
@@ -1907,7 +1907,7 @@
             <w:fldChar w:fldCharType="begin"/>
           </w:r>
           <w:r>
-            <w:instrText xml:space="preserve"> PAGEREF _Toc24896 \h </w:instrText>
+            <w:instrText xml:space="preserve"> PAGEREF _Toc27652 \h </w:instrText>
           </w:r>
           <w:r>
             <w:fldChar w:fldCharType="separate"/>
@@ -1948,7 +1948,7 @@
               <w:szCs w:val="24"/>
               <w:lang w:eastAsia="zh-CN"/>
             </w:rPr>
-            <w:instrText xml:space="preserve"> HYPERLINK \l _Toc10346 </w:instrText>
+            <w:instrText xml:space="preserve"> HYPERLINK \l _Toc28813 </w:instrText>
           </w:r>
           <w:r>
             <w:rPr>
@@ -1978,7 +1978,7 @@
             <w:fldChar w:fldCharType="begin"/>
           </w:r>
           <w:r>
-            <w:instrText xml:space="preserve"> PAGEREF _Toc10346 \h </w:instrText>
+            <w:instrText xml:space="preserve"> PAGEREF _Toc28813 \h </w:instrText>
           </w:r>
           <w:r>
             <w:fldChar w:fldCharType="separate"/>
@@ -2019,7 +2019,7 @@
               <w:szCs w:val="24"/>
               <w:lang w:eastAsia="zh-CN"/>
             </w:rPr>
-            <w:instrText xml:space="preserve"> HYPERLINK \l _Toc29558 </w:instrText>
+            <w:instrText xml:space="preserve"> HYPERLINK \l _Toc5240 </w:instrText>
           </w:r>
           <w:r>
             <w:rPr>
@@ -2050,7 +2050,7 @@
             <w:fldChar w:fldCharType="begin"/>
           </w:r>
           <w:r>
-            <w:instrText xml:space="preserve"> PAGEREF _Toc29558 \h </w:instrText>
+            <w:instrText xml:space="preserve"> PAGEREF _Toc5240 \h </w:instrText>
           </w:r>
           <w:r>
             <w:fldChar w:fldCharType="separate"/>
@@ -2145,7 +2145,7 @@
         <w:autoSpaceDN w:val="0"/>
         <w:bidi w:val="0"/>
       </w:pPr>
-      <w:bookmarkStart w:id="2" w:name="_Toc19304"/>
+      <w:bookmarkStart w:id="2" w:name="_Toc7446"/>
       <w:r>
         <w:t>目的</w:t>
       </w:r>
@@ -2191,7 +2191,7 @@
         <w:autoSpaceDN w:val="0"/>
         <w:bidi w:val="0"/>
       </w:pPr>
-      <w:bookmarkStart w:id="3" w:name="_Toc30395"/>
+      <w:bookmarkStart w:id="3" w:name="_Toc21383"/>
       <w:r>
         <w:t>适用范围</w:t>
       </w:r>
@@ -2237,7 +2237,7 @@
         <w:autoSpaceDN w:val="0"/>
         <w:bidi w:val="0"/>
       </w:pPr>
-      <w:bookmarkStart w:id="4" w:name="_Toc30650"/>
+      <w:bookmarkStart w:id="4" w:name="_Toc32069"/>
       <w:r>
         <w:t>引用文件</w:t>
       </w:r>
@@ -2451,7 +2451,7 @@
         <w:autoSpaceDN w:val="0"/>
         <w:bidi w:val="0"/>
       </w:pPr>
-      <w:bookmarkStart w:id="5" w:name="_Toc14083"/>
+      <w:bookmarkStart w:id="5" w:name="_Toc24132"/>
       <w:r>
         <w:t>术语与定义</w:t>
       </w:r>
@@ -2494,7 +2494,7 @@
           <w:lang w:eastAsia="zh-CN"/>
         </w:rPr>
       </w:pPr>
-      <w:bookmarkStart w:id="6" w:name="_Toc4298"/>
+      <w:bookmarkStart w:id="6" w:name="_Toc4176"/>
       <w:r>
         <w:rPr>
           <w:lang w:eastAsia="zh-CN"/>
@@ -2773,7 +2773,7 @@
           <w:lang w:eastAsia="zh-CN"/>
         </w:rPr>
       </w:pPr>
-      <w:bookmarkStart w:id="7" w:name="_Toc24896"/>
+      <w:bookmarkStart w:id="7" w:name="_Toc27652"/>
       <w:r>
         <w:rPr>
           <w:lang w:eastAsia="zh-CN"/>
@@ -6792,7 +6792,7 @@
           <w:lang w:eastAsia="zh-CN"/>
         </w:rPr>
       </w:pPr>
-      <w:bookmarkStart w:id="8" w:name="_Toc10346"/>
+      <w:bookmarkStart w:id="8" w:name="_Toc28813"/>
       <w:r>
         <w:rPr>
           <w:lang w:eastAsia="zh-CN"/>
@@ -7661,7 +7661,7 @@
           <w:lang w:val="en-US" w:eastAsia="zh-CN"/>
         </w:rPr>
       </w:pPr>
-      <w:bookmarkStart w:id="9" w:name="_Toc29558"/>
+      <w:bookmarkStart w:id="9" w:name="_Toc5240"/>
       <w:r>
         <w:rPr>
           <w:rFonts w:hint="eastAsia"/>

--- a/4.质量管理/2.运行记录类文件/040210-客户满意度调查结果分析报告(截止2025年12月).docx
+++ b/4.质量管理/2.运行记录类文件/040210-客户满意度调查结果分析报告(截止2025年12月).docx
@@ -589,6 +589,8 @@
                 <w:sz w:val="24"/>
               </w:rPr>
             </w:pPr>
+            <w:bookmarkStart w:id="10" w:name="_GoBack"/>
+            <w:bookmarkEnd w:id="10"/>
             <w:r>
               <w:rPr>
                 <w:rFonts w:hint="eastAsia" w:ascii="宋体" w:hAnsi="宋体" w:eastAsia="宋体" w:cs="宋体"/>
@@ -772,13 +774,13 @@
             </w:pPr>
             <w:r>
               <w:rPr>
-                <w:rFonts w:hint="eastAsia" w:eastAsia="宋体"/>
+                <w:rFonts w:hint="eastAsia"/>
                 <w:b w:val="0"/>
                 <w:bCs w:val="0"/>
                 <w:sz w:val="24"/>
                 <w:lang w:val="en-US" w:eastAsia="zh-CN"/>
               </w:rPr>
-              <w:t>李平</w:t>
+              <w:t>吴广</w:t>
             </w:r>
           </w:p>
         </w:tc>
@@ -1366,8 +1368,6 @@
               <w:tab w:val="right" w:leader="dot" w:pos="8310"/>
             </w:tabs>
           </w:pPr>
-          <w:bookmarkStart w:id="10" w:name="_GoBack"/>
-          <w:bookmarkEnd w:id="10"/>
           <w:r>
             <w:rPr>
               <w:rFonts w:hint="eastAsia" w:ascii="Microsoft JhengHei" w:hAnsi="Microsoft JhengHei" w:eastAsia="Microsoft JhengHei" w:cs="Microsoft JhengHei"/>
